--- a/output/영어문법_오답노트.docx
+++ b/output/영어문법_오답노트.docx
@@ -312,7 +312,7 @@
       <w:tr>
         <w:trPr>
           <w:cantSplit/>
-          <w:trHeight w:val="900" w:hRule="atLeast"/>
+          <w:trHeight w:val="760" w:hRule="atLeast"/>
         </w:trPr>
         <w:tc>
           <w:tcPr>
@@ -545,7 +545,7 @@
       <w:tr>
         <w:trPr>
           <w:cantSplit/>
-          <w:trHeight w:val="780" w:hRule="atLeast"/>
+          <w:trHeight w:val="620" w:hRule="atLeast"/>
         </w:trPr>
         <w:tc>
           <w:tcPr>
@@ -759,7 +759,7 @@
       <w:tr>
         <w:trPr>
           <w:cantSplit/>
-          <w:trHeight w:val="900" w:hRule="atLeast"/>
+          <w:trHeight w:val="760" w:hRule="atLeast"/>
         </w:trPr>
         <w:tc>
           <w:tcPr>
@@ -992,7 +992,7 @@
       <w:tr>
         <w:trPr>
           <w:cantSplit/>
-          <w:trHeight w:val="780" w:hRule="atLeast"/>
+          <w:trHeight w:val="620" w:hRule="atLeast"/>
         </w:trPr>
         <w:tc>
           <w:tcPr>
@@ -1206,7 +1206,7 @@
       <w:tr>
         <w:trPr>
           <w:cantSplit/>
-          <w:trHeight w:val="900" w:hRule="atLeast"/>
+          <w:trHeight w:val="760" w:hRule="atLeast"/>
         </w:trPr>
         <w:tc>
           <w:tcPr>
@@ -1439,7 +1439,7 @@
       <w:tr>
         <w:trPr>
           <w:cantSplit/>
-          <w:trHeight w:val="780" w:hRule="atLeast"/>
+          <w:trHeight w:val="620" w:hRule="atLeast"/>
         </w:trPr>
         <w:tc>
           <w:tcPr>
@@ -1653,7 +1653,7 @@
       <w:tr>
         <w:trPr>
           <w:cantSplit/>
-          <w:trHeight w:val="900" w:hRule="atLeast"/>
+          <w:trHeight w:val="760" w:hRule="atLeast"/>
         </w:trPr>
         <w:tc>
           <w:tcPr>
@@ -1886,7 +1886,7 @@
       <w:tr>
         <w:trPr>
           <w:cantSplit/>
-          <w:trHeight w:val="780" w:hRule="atLeast"/>
+          <w:trHeight w:val="620" w:hRule="atLeast"/>
         </w:trPr>
         <w:tc>
           <w:tcPr>
